--- a/testakten/robotikrecht-roboterflotte-vellbruck-muenchen/27_dsfa_entwurf_atlascare.docx
+++ b/testakten/robotikrecht-roboterflotte-vellbruck-muenchen/27_dsfa_entwurf_atlascare.docx
@@ -37,7 +37,7 @@
         <w:jc w:val="left"/>
       </w:pPr>
       <w:r>
-        <w:t>Dieses Aktenstück betrifft Patienten, Pflegekräfte, Risiko. Es ist nicht abschließend freigegeben. Die technische Seite spricht in Versionen, Tickets und Parametern; die rechtliche Seite muss daraus Rollen, Zweckbestimmung, Pflichtenkreis und Beweisrisiko bilden.</w:t>
+        <w:t>Dieser Entwurf überarbeitet die Datenschutz-Folgenabschätzung für den AtlasCare-Piloten in der Ludgerus-Klinik. Er schließt die Lücken der Fassung vom 02.05.2026.</w:t>
       </w:r>
     </w:p>
     <w:p>
@@ -56,13 +56,7 @@
         <w:pStyle w:val="ListBullet"/>
       </w:pPr>
       <w:r>
-        <w:rPr>
-          <w:b/>
-        </w:rPr>
-        <w:t>Patienten:</w:t>
-      </w:r>
-      <w:r>
-        <w:t xml:space="preserve"> Die Akte enthält hierzu widersprüchliche Hinweise. Für die rechtliche Bewertung muss geklärt werden, ob die Aussage aus Vertrag, Anleitung, Produktakte, Marketing, Logdaten oder nachträglicher Krisenkommunikation stammt.</w:t>
+        <w:t>Patienten: Für Patienten sind Sturzerkennung und Zimmerkamera die eingriffsintensivsten Verarbeitungen; die Ereignissteuerung der Kamera ist nachzuweisen, nicht nur zu behaupten.</w:t>
       </w:r>
     </w:p>
     <w:p>
@@ -70,13 +64,7 @@
         <w:pStyle w:val="ListBullet"/>
       </w:pPr>
       <w:r>
-        <w:rPr>
-          <w:b/>
-        </w:rPr>
-        <w:t>Pflegekräfte:</w:t>
-      </w:r>
-      <w:r>
-        <w:t xml:space="preserve"> Die Akte enthält hierzu widersprüchliche Hinweise. Für die rechtliche Bewertung muss geklärt werden, ob die Aussage aus Vertrag, Anleitung, Produktakte, Marketing, Logdaten oder nachträglicher Krisenkommunikation stammt.</w:t>
+        <w:t>Pflegekräfte: Die Indikatorfunktionen verarbeiten Verhaltensdaten der Beschäftigten; ohne Rechtsgrundlage und Information ist diese Verarbeitung nicht zu halten.</w:t>
       </w:r>
     </w:p>
     <w:p>
@@ -84,13 +72,7 @@
         <w:pStyle w:val="ListBullet"/>
       </w:pPr>
       <w:r>
-        <w:rPr>
-          <w:b/>
-        </w:rPr>
-        <w:t>Risiko:</w:t>
-      </w:r>
-      <w:r>
-        <w:t xml:space="preserve"> Die Akte enthält hierzu widersprüchliche Hinweise. Für die rechtliche Bewertung muss geklärt werden, ob die Aussage aus Vertrag, Anleitung, Produktakte, Marketing, Logdaten oder nachträglicher Krisenkommunikation stammt.</w:t>
+        <w:t>Risiko: Restrisiken bleiben bei Zweckänderung durch Klinikpersonal und bei Ferndiagnosezugriffen; beide sind in der Fassung vom 02.05.2026 nicht behandelt.</w:t>
       </w:r>
     </w:p>
     <w:p>
@@ -109,7 +91,7 @@
         <w:jc w:val="left"/>
       </w:pPr>
       <w:r>
-        <w:t>Die Unterlage ist bewusst nicht glatt: Vertrieb, Technik, Datenschutz, Qualitätssicherung und Geschäftsführung verwenden nicht immer dieselben Produktnamen. Gerade daraus entsteht das juristische Problem, weil Zweckbestimmung, tatsächliche Nutzung, Werbeaussage und Updatepraxis auseinanderlaufen.</w:t>
+        <w:t>Die Fassung vom 02.05.2026 bewertet die Kamera, lässt aber Mikrofonie, Emotionsindikatoren und die Beschäftigtendaten der Pflegekräfte unbewertet; die Betroffeneninformation der Pflegekräfte fehlt.</w:t>
       </w:r>
     </w:p>
     <w:p>
@@ -117,23 +99,7 @@
         <w:jc w:val="left"/>
       </w:pPr>
       <w:r>
-        <w:t>Für die rechtliche Bewertung müssen die technischen Annahmen jeweils mit der Produktakte abgeglichen werden. Eine Risikobeurteilung, die nur den Laborzustand beschreibt, trägt den Pilotbetrieb im Lager oder im Pflegezimmer nicht automatisch.</w:t>
-      </w:r>
-    </w:p>
-    <w:p>
-      <w:pPr>
-        <w:jc w:val="left"/>
-      </w:pPr>
-      <w:r>
-        <w:t>Die Akte enthält mehrere Spuren, die sich gegenseitig widersprechen: Der Betreiber spricht von einem autonomen Flottensystem, die CE-Unterlage von einem assistierten Transportmittel, die Marketingfolien von lernender Umgebungserkennung und die Bedienungsanleitung von festen Sicherheitszonen.</w:t>
-      </w:r>
-    </w:p>
-    <w:p>
-      <w:pPr>
-        <w:jc w:val="left"/>
-      </w:pPr>
-      <w:r>
-        <w:t>Die Kanzlei soll keine finale technische Konformität bescheinigen, sondern entscheiden, welche Unterlagen fehlen, welche Sofortmaßnahmen nötig sind und welche Aussagen gegenüber Behörde, Kunden, Versicherer und Betroffenen vertretbar sind.</w:t>
+        <w:t>Die Rollen sind zu fixieren: Die Klinik ist Verantwortliche des Pilotbetriebs, Vellbruck Auftragsverarbeiterin mit eigener Verantwortlichkeit für Produkttelemetrie.</w:t>
       </w:r>
     </w:p>
     <w:p>
@@ -152,10 +118,7 @@
         <w:pStyle w:val="Heading3"/>
       </w:pPr>
       <w:r>
-        <w:rPr>
-          <w:rFonts w:ascii="Times New Roman" w:hAnsi="Times New Roman"/>
-        </w:rPr>
-        <w:t>Punkt 1</w:t>
+        <w:t>Patienten</w:t>
       </w:r>
     </w:p>
     <w:p>
@@ -163,7 +126,15 @@
         <w:jc w:val="left"/>
       </w:pPr>
       <w:r>
-        <w:t>Im Gespräch mit Leonie Rottkamp, Bertram Kiendl und Jasper Rodenwald wurde deutlich, dass die Produktlinie nicht mit einer einzigen rechtlichen Schublade erfasst werden kann. Die Vellbruck Robotics GmbH liefert Hardware, Steuerungssoftware, Cloudfunktionen, Wartung und gelegentlich eine kundenspezifische Parametrisierung. Beim Betreiber Münchner Feinlogistik GmbH wurden Schutzfelder verändert, ohne dass klar ist, ob dies vom Admin-Panel gedeckt oder nur technisch möglich war. Der Pflegepilot im St.-Ludgerus-Klinikum München-Sendling verschärft die Lage, weil dort Sensorik, vulnerable Personen und medizinische Nähe zusammentreffen.</w:t>
+        <w:t>Der Nachweis erfolgt über die technische Beschreibung des Entwicklungsteams und einen dokumentierten Funktionstest; beides wird Anlage der DSFA.</w:t>
+      </w:r>
+    </w:p>
+    <w:p>
+      <w:pPr>
+        <w:pStyle w:val="Heading3"/>
+      </w:pPr>
+      <w:r>
+        <w:t>Pflegekräfte</w:t>
       </w:r>
     </w:p>
     <w:p>
@@ -171,7 +142,7 @@
         <w:jc w:val="left"/>
       </w:pPr>
       <w:r>
-        <w:t>Für die anwaltliche Bearbeitung sollte zu diesem Punkt eine Belegspur angelegt werden: Dokument, Version, Datum, Verfasser, technische Quelle, rechtliche Relevanz und offene Rückfrage. Besonders gefährlich sind Formulierungen wie „selbstlernend“, „voll autonom“, „MDR-ready“, „sicher ohne Schutzzaun“ oder „keine personenbezogenen Daten“, wenn die technische Dokumentation das nicht trägt.</w:t>
+        <w:t>Die Funktion bleibt deaktiviert; für einen späteren Betrieb werden Betriebsvereinbarung der Klinik und Einwilligungskonzept geprüft.</w:t>
       </w:r>
     </w:p>
     <w:p>
@@ -179,10 +150,7 @@
         <w:pStyle w:val="Heading3"/>
       </w:pPr>
       <w:r>
-        <w:rPr>
-          <w:rFonts w:ascii="Times New Roman" w:hAnsi="Times New Roman"/>
-        </w:rPr>
-        <w:t>Punkt 2</w:t>
+        <w:t>Risiko</w:t>
       </w:r>
     </w:p>
     <w:p>
@@ -190,150 +158,7 @@
         <w:jc w:val="left"/>
       </w:pPr>
       <w:r>
-        <w:t>Im Gespräch mit Leonie Rottkamp, Bertram Kiendl und Jasper Rodenwald wurde deutlich, dass die Produktlinie nicht mit einer einzigen rechtlichen Schublade erfasst werden kann. Die Vellbruck Robotics GmbH liefert Hardware, Steuerungssoftware, Cloudfunktionen, Wartung und gelegentlich eine kundenspezifische Parametrisierung. Beim Betreiber Münchner Feinlogistik GmbH wurden Schutzfelder verändert, ohne dass klar ist, ob dies vom Admin-Panel gedeckt oder nur technisch möglich war. Der Pflegepilot im St.-Ludgerus-Klinikum München-Sendling verschärft die Lage, weil dort Sensorik, vulnerable Personen und medizinische Nähe zusammentreffen.</w:t>
-      </w:r>
-    </w:p>
-    <w:p>
-      <w:pPr>
-        <w:jc w:val="left"/>
-      </w:pPr>
-      <w:r>
-        <w:t>Für die anwaltliche Bearbeitung sollte zu diesem Punkt eine Belegspur angelegt werden: Dokument, Version, Datum, Verfasser, technische Quelle, rechtliche Relevanz und offene Rückfrage. Besonders gefährlich sind Formulierungen wie „selbstlernend“, „voll autonom“, „MDR-ready“, „sicher ohne Schutzzaun“ oder „keine personenbezogenen Daten“, wenn die technische Dokumentation das nicht trägt.</w:t>
-      </w:r>
-    </w:p>
-    <w:p>
-      <w:pPr>
-        <w:pStyle w:val="Heading3"/>
-      </w:pPr>
-      <w:r>
-        <w:rPr>
-          <w:rFonts w:ascii="Times New Roman" w:hAnsi="Times New Roman"/>
-        </w:rPr>
-        <w:t>Punkt 3</w:t>
-      </w:r>
-    </w:p>
-    <w:p>
-      <w:pPr>
-        <w:jc w:val="left"/>
-      </w:pPr>
-      <w:r>
-        <w:t>Im Gespräch mit Leonie Rottkamp, Bertram Kiendl und Jasper Rodenwald wurde deutlich, dass die Produktlinie nicht mit einer einzigen rechtlichen Schublade erfasst werden kann. Die Vellbruck Robotics GmbH liefert Hardware, Steuerungssoftware, Cloudfunktionen, Wartung und gelegentlich eine kundenspezifische Parametrisierung. Beim Betreiber Münchner Feinlogistik GmbH wurden Schutzfelder verändert, ohne dass klar ist, ob dies vom Admin-Panel gedeckt oder nur technisch möglich war. Der Pflegepilot im St.-Ludgerus-Klinikum München-Sendling verschärft die Lage, weil dort Sensorik, vulnerable Personen und medizinische Nähe zusammentreffen.</w:t>
-      </w:r>
-    </w:p>
-    <w:p>
-      <w:pPr>
-        <w:jc w:val="left"/>
-      </w:pPr>
-      <w:r>
-        <w:t>Für die anwaltliche Bearbeitung sollte zu diesem Punkt eine Belegspur angelegt werden: Dokument, Version, Datum, Verfasser, technische Quelle, rechtliche Relevanz und offene Rückfrage. Besonders gefährlich sind Formulierungen wie „selbstlernend“, „voll autonom“, „MDR-ready“, „sicher ohne Schutzzaun“ oder „keine personenbezogenen Daten“, wenn die technische Dokumentation das nicht trägt.</w:t>
-      </w:r>
-    </w:p>
-    <w:p>
-      <w:pPr>
-        <w:pStyle w:val="Heading3"/>
-      </w:pPr>
-      <w:r>
-        <w:rPr>
-          <w:rFonts w:ascii="Times New Roman" w:hAnsi="Times New Roman"/>
-        </w:rPr>
-        <w:t>Punkt 4</w:t>
-      </w:r>
-    </w:p>
-    <w:p>
-      <w:pPr>
-        <w:jc w:val="left"/>
-      </w:pPr>
-      <w:r>
-        <w:t>Im Gespräch mit Leonie Rottkamp, Bertram Kiendl und Jasper Rodenwald wurde deutlich, dass die Produktlinie nicht mit einer einzigen rechtlichen Schublade erfasst werden kann. Die Vellbruck Robotics GmbH liefert Hardware, Steuerungssoftware, Cloudfunktionen, Wartung und gelegentlich eine kundenspezifische Parametrisierung. Beim Betreiber Münchner Feinlogistik GmbH wurden Schutzfelder verändert, ohne dass klar ist, ob dies vom Admin-Panel gedeckt oder nur technisch möglich war. Der Pflegepilot im St.-Ludgerus-Klinikum München-Sendling verschärft die Lage, weil dort Sensorik, vulnerable Personen und medizinische Nähe zusammentreffen.</w:t>
-      </w:r>
-    </w:p>
-    <w:p>
-      <w:pPr>
-        <w:jc w:val="left"/>
-      </w:pPr>
-      <w:r>
-        <w:t>Für die anwaltliche Bearbeitung sollte zu diesem Punkt eine Belegspur angelegt werden: Dokument, Version, Datum, Verfasser, technische Quelle, rechtliche Relevanz und offene Rückfrage. Besonders gefährlich sind Formulierungen wie „selbstlernend“, „voll autonom“, „MDR-ready“, „sicher ohne Schutzzaun“ oder „keine personenbezogenen Daten“, wenn die technische Dokumentation das nicht trägt.</w:t>
-      </w:r>
-    </w:p>
-    <w:p>
-      <w:pPr>
-        <w:pStyle w:val="Heading3"/>
-      </w:pPr>
-      <w:r>
-        <w:rPr>
-          <w:rFonts w:ascii="Times New Roman" w:hAnsi="Times New Roman"/>
-        </w:rPr>
-        <w:t>Punkt 5</w:t>
-      </w:r>
-    </w:p>
-    <w:p>
-      <w:pPr>
-        <w:jc w:val="left"/>
-      </w:pPr>
-      <w:r>
-        <w:t>Im Gespräch mit Leonie Rottkamp, Bertram Kiendl und Jasper Rodenwald wurde deutlich, dass die Produktlinie nicht mit einer einzigen rechtlichen Schublade erfasst werden kann. Die Vellbruck Robotics GmbH liefert Hardware, Steuerungssoftware, Cloudfunktionen, Wartung und gelegentlich eine kundenspezifische Parametrisierung. Beim Betreiber Münchner Feinlogistik GmbH wurden Schutzfelder verändert, ohne dass klar ist, ob dies vom Admin-Panel gedeckt oder nur technisch möglich war. Der Pflegepilot im St.-Ludgerus-Klinikum München-Sendling verschärft die Lage, weil dort Sensorik, vulnerable Personen und medizinische Nähe zusammentreffen.</w:t>
-      </w:r>
-    </w:p>
-    <w:p>
-      <w:pPr>
-        <w:jc w:val="left"/>
-      </w:pPr>
-      <w:r>
-        <w:t>Für die anwaltliche Bearbeitung sollte zu diesem Punkt eine Belegspur angelegt werden: Dokument, Version, Datum, Verfasser, technische Quelle, rechtliche Relevanz und offene Rückfrage. Besonders gefährlich sind Formulierungen wie „selbstlernend“, „voll autonom“, „MDR-ready“, „sicher ohne Schutzzaun“ oder „keine personenbezogenen Daten“, wenn die technische Dokumentation das nicht trägt.</w:t>
-      </w:r>
-    </w:p>
-    <w:p>
-      <w:pPr>
-        <w:pStyle w:val="Heading3"/>
-      </w:pPr>
-      <w:r>
-        <w:rPr>
-          <w:rFonts w:ascii="Times New Roman" w:hAnsi="Times New Roman"/>
-        </w:rPr>
-        <w:t>Punkt 6</w:t>
-      </w:r>
-    </w:p>
-    <w:p>
-      <w:pPr>
-        <w:jc w:val="left"/>
-      </w:pPr>
-      <w:r>
-        <w:t>Im Gespräch mit Leonie Rottkamp, Bertram Kiendl und Jasper Rodenwald wurde deutlich, dass die Produktlinie nicht mit einer einzigen rechtlichen Schublade erfasst werden kann. Die Vellbruck Robotics GmbH liefert Hardware, Steuerungssoftware, Cloudfunktionen, Wartung und gelegentlich eine kundenspezifische Parametrisierung. Beim Betreiber Münchner Feinlogistik GmbH wurden Schutzfelder verändert, ohne dass klar ist, ob dies vom Admin-Panel gedeckt oder nur technisch möglich war. Der Pflegepilot im St.-Ludgerus-Klinikum München-Sendling verschärft die Lage, weil dort Sensorik, vulnerable Personen und medizinische Nähe zusammentreffen.</w:t>
-      </w:r>
-    </w:p>
-    <w:p>
-      <w:pPr>
-        <w:jc w:val="left"/>
-      </w:pPr>
-      <w:r>
-        <w:t>Für die anwaltliche Bearbeitung sollte zu diesem Punkt eine Belegspur angelegt werden: Dokument, Version, Datum, Verfasser, technische Quelle, rechtliche Relevanz und offene Rückfrage. Besonders gefährlich sind Formulierungen wie „selbstlernend“, „voll autonom“, „MDR-ready“, „sicher ohne Schutzzaun“ oder „keine personenbezogenen Daten“, wenn die technische Dokumentation das nicht trägt.</w:t>
-      </w:r>
-    </w:p>
-    <w:p>
-      <w:pPr>
-        <w:pStyle w:val="Heading3"/>
-      </w:pPr>
-      <w:r>
-        <w:rPr>
-          <w:rFonts w:ascii="Times New Roman" w:hAnsi="Times New Roman"/>
-        </w:rPr>
-        <w:t>Punkt 7</w:t>
-      </w:r>
-    </w:p>
-    <w:p>
-      <w:pPr>
-        <w:jc w:val="left"/>
-      </w:pPr>
-      <w:r>
-        <w:t>Im Gespräch mit Leonie Rottkamp, Bertram Kiendl und Jasper Rodenwald wurde deutlich, dass die Produktlinie nicht mit einer einzigen rechtlichen Schublade erfasst werden kann. Die Vellbruck Robotics GmbH liefert Hardware, Steuerungssoftware, Cloudfunktionen, Wartung und gelegentlich eine kundenspezifische Parametrisierung. Beim Betreiber Münchner Feinlogistik GmbH wurden Schutzfelder verändert, ohne dass klar ist, ob dies vom Admin-Panel gedeckt oder nur technisch möglich war. Der Pflegepilot im St.-Ludgerus-Klinikum München-Sendling verschärft die Lage, weil dort Sensorik, vulnerable Personen und medizinische Nähe zusammentreffen.</w:t>
-      </w:r>
-    </w:p>
-    <w:p>
-      <w:pPr>
-        <w:jc w:val="left"/>
-      </w:pPr>
-      <w:r>
-        <w:t>Für die anwaltliche Bearbeitung sollte zu diesem Punkt eine Belegspur angelegt werden: Dokument, Version, Datum, Verfasser, technische Quelle, rechtliche Relevanz und offene Rückfrage. Besonders gefährlich sind Formulierungen wie „selbstlernend“, „voll autonom“, „MDR-ready“, „sicher ohne Schutzzaun“ oder „keine personenbezogenen Daten“, wenn die technische Dokumentation das nicht trägt.</w:t>
+        <w:t>Beide Szenarien erhalten eigene Risikobewertungen mit Maßnahmen (Rollenkonzept, Protokollierung); die überarbeitete DSFA geht der Klinik bis 15.06.2026 zu.</w:t>
       </w:r>
     </w:p>
     <w:p>
@@ -352,7 +177,7 @@
         <w:pStyle w:val="ListBullet"/>
       </w:pPr>
       <w:r>
-        <w:t>Welche Firmware war am Unfalltag tatsächlich aktiv?</w:t>
+        <w:t>Bestätigt der Funktionstest die reine Ereignissteuerung der Kamera?</w:t>
       </w:r>
     </w:p>
     <w:p>
@@ -360,7 +185,7 @@
         <w:pStyle w:val="ListBullet"/>
       </w:pPr>
       <w:r>
-        <w:t>Welche Zweckbestimmung steht in der final ausgelieferten Anleitung?</w:t>
+        <w:t>Welche Rechtsgrundlage trägt einen späteren Indikatorbetrieb?</w:t>
       </w:r>
     </w:p>
     <w:p>
@@ -368,23 +193,7 @@
         <w:pStyle w:val="ListBullet"/>
       </w:pPr>
       <w:r>
-        <w:t>Welche Schutzfeldänderungen waren technisch möglich und vertraglich erlaubt?</w:t>
-      </w:r>
-    </w:p>
-    <w:p>
-      <w:pPr>
-        <w:pStyle w:val="ListBullet"/>
-      </w:pPr>
-      <w:r>
-        <w:t>Welche personenbezogenen Daten werden lokal, in der Cloud und in Supporttickets verarbeitet?</w:t>
-      </w:r>
-    </w:p>
-    <w:p>
-      <w:pPr>
-        <w:pStyle w:val="ListBullet"/>
-      </w:pPr>
-      <w:r>
-        <w:t>Welche Aussagen wurden gegenüber Kunden, Behörde und Versicherer bereits gemacht?</w:t>
+        <w:t>Übernimmt die Klinik die DSFA als eigene oder verlangt sie eine gemeinsame?</w:t>
       </w:r>
     </w:p>
     <w:sectPr>
